--- a/实验一_智能化需求工程与UML建模/D1-4_UML模型集/usecase/主用例图_说明.docx
+++ b/实验一_智能化需求工程与UML建模/D1-4_UML模型集/usecase/主用例图_说明.docx
@@ -2,450 +2,224 @@
 <file path=word/document.xml><?xml version="1.0" encoding="utf-8"?>
 <w:document xmlns:wpc="http://schemas.microsoft.com/office/word/2010/wordprocessingCanvas" xmlns:mo="http://schemas.microsoft.com/office/mac/office/2008/main" xmlns:mc="http://schemas.openxmlformats.org/markup-compatibility/2006" xmlns:mv="urn:schemas-microsoft-com:mac:vml" xmlns:o="urn:schemas-microsoft-com:office:office" xmlns:r="http://schemas.openxmlformats.org/officeDocument/2006/relationships" xmlns:m="http://schemas.openxmlformats.org/officeDocument/2006/math" xmlns:v="urn:schemas-microsoft-com:vml" xmlns:wp14="http://schemas.microsoft.com/office/word/2010/wordprocessingDrawing" xmlns:wp="http://schemas.openxmlformats.org/drawingml/2006/wordprocessingDrawing" xmlns:w10="urn:schemas-microsoft-com:office:word" xmlns:w="http://schemas.openxmlformats.org/wordprocessingml/2006/main" xmlns:w14="http://schemas.microsoft.com/office/word/2010/wordml" xmlns:wpg="http://schemas.microsoft.com/office/word/2010/wordprocessingGroup" xmlns:wpi="http://schemas.microsoft.com/office/word/2010/wordprocessingInk" xmlns:wne="http://schemas.microsoft.com/office/word/2006/wordml" xmlns:wps="http://schemas.microsoft.com/office/word/2010/wordprocessingShape" mc:Ignorable="w14 wp14">
   <w:body>
-    <w:tbl>
-      <w:tblPr>
-        <w:tblW w:type="auto" w:w="0"/>
-        <w:jc w:val="center"/>
-        <w:tblLook w:firstColumn="1" w:firstRow="1" w:lastColumn="0" w:lastRow="0" w:noHBand="0" w:noVBand="1" w:val="04A0"/>
-      </w:tblPr>
-      <w:tblGrid>
-        <w:gridCol w:w="4873"/>
-        <w:gridCol w:w="4873"/>
-      </w:tblGrid>
-      <w:tr>
-        <w:tc>
-          <w:tcPr>
-            <w:tcW w:type="dxa" w:w="1701"/>
-            <w:shd w:val="clear" w:color="auto" w:fill="EAF4EC"/>
-            <w:tcBorders>
-              <w:top w:val="single" w:sz="4" w:space="0" w:color="B8D8C2"/>
-              <w:left w:val="single" w:sz="4" w:space="0" w:color="B8D8C2"/>
-              <w:bottom w:val="single" w:sz="4" w:space="0" w:color="B8D8C2"/>
-              <w:right w:val="single" w:sz="4" w:space="0" w:color="B8D8C2"/>
-            </w:tcBorders>
-            <w:vAlign w:val="center"/>
-          </w:tcPr>
-          <w:p>
-            <w:pPr>
-              <w:spacing w:after="40"/>
-              <w:jc w:val="center"/>
-            </w:pPr>
-            <w:r>
-              <w:rPr>
-                <w:rFonts w:ascii="Microsoft YaHei" w:hAnsi="Microsoft YaHei" w:eastAsia="Microsoft YaHei"/>
-                <w:b/>
-                <w:color w:val="1A7A3D"/>
-                <w:sz w:val="21"/>
-              </w:rPr>
-              <w:t>文件名</w:t>
-            </w:r>
-          </w:p>
-        </w:tc>
-        <w:tc>
-          <w:tcPr>
-            <w:tcW w:type="dxa" w:w="7370"/>
-            <w:shd w:val="clear" w:color="auto" w:fill="FFFFFF"/>
-            <w:tcBorders>
-              <w:top w:val="single" w:sz="4" w:space="0" w:color="D0D7D0"/>
-              <w:left w:val="single" w:sz="4" w:space="0" w:color="D0D7D0"/>
-              <w:bottom w:val="single" w:sz="4" w:space="0" w:color="D0D7D0"/>
-              <w:right w:val="single" w:sz="4" w:space="0" w:color="D0D7D0"/>
-            </w:tcBorders>
-            <w:vAlign w:val="center"/>
-          </w:tcPr>
-          <w:p>
-            <w:pPr>
-              <w:spacing w:after="40"/>
-            </w:pPr>
-            <w:r>
-              <w:rPr>
-                <w:rFonts w:ascii="Microsoft YaHei" w:hAnsi="Microsoft YaHei" w:eastAsia="Microsoft YaHei"/>
-                <w:b w:val="0"/>
-                <w:color w:val="2B2B2B"/>
-                <w:sz w:val="21"/>
-              </w:rPr>
-              <w:t>主用例图_说明.docx</w:t>
-            </w:r>
-          </w:p>
-        </w:tc>
-      </w:tr>
-      <w:tr>
-        <w:tc>
-          <w:tcPr>
-            <w:tcW w:type="dxa" w:w="1701"/>
-            <w:shd w:val="clear" w:color="auto" w:fill="EAF4EC"/>
-            <w:tcBorders>
-              <w:top w:val="single" w:sz="4" w:space="0" w:color="B8D8C2"/>
-              <w:left w:val="single" w:sz="4" w:space="0" w:color="B8D8C2"/>
-              <w:bottom w:val="single" w:sz="4" w:space="0" w:color="B8D8C2"/>
-              <w:right w:val="single" w:sz="4" w:space="0" w:color="B8D8C2"/>
-            </w:tcBorders>
-            <w:vAlign w:val="center"/>
-          </w:tcPr>
-          <w:p>
-            <w:pPr>
-              <w:spacing w:after="40"/>
-              <w:jc w:val="center"/>
-            </w:pPr>
-            <w:r>
-              <w:rPr>
-                <w:rFonts w:ascii="Microsoft YaHei" w:hAnsi="Microsoft YaHei" w:eastAsia="Microsoft YaHei"/>
-                <w:b/>
-                <w:color w:val="1A7A3D"/>
-                <w:sz w:val="21"/>
-              </w:rPr>
-              <w:t>所属包</w:t>
-            </w:r>
-          </w:p>
-        </w:tc>
-        <w:tc>
-          <w:tcPr>
-            <w:tcW w:type="dxa" w:w="7370"/>
-            <w:shd w:val="clear" w:color="auto" w:fill="FFFFFF"/>
-            <w:tcBorders>
-              <w:top w:val="single" w:sz="4" w:space="0" w:color="D0D7D0"/>
-              <w:left w:val="single" w:sz="4" w:space="0" w:color="D0D7D0"/>
-              <w:bottom w:val="single" w:sz="4" w:space="0" w:color="D0D7D0"/>
-              <w:right w:val="single" w:sz="4" w:space="0" w:color="D0D7D0"/>
-            </w:tcBorders>
-            <w:vAlign w:val="center"/>
-          </w:tcPr>
-          <w:p>
-            <w:pPr>
-              <w:spacing w:after="40"/>
-            </w:pPr>
-            <w:r>
-              <w:rPr>
-                <w:rFonts w:ascii="Microsoft YaHei" w:hAnsi="Microsoft YaHei" w:eastAsia="Microsoft YaHei"/>
-                <w:b w:val="0"/>
-                <w:color w:val="2B2B2B"/>
-                <w:sz w:val="21"/>
-              </w:rPr>
-              <w:t>D1-4_UML模型集</w:t>
-            </w:r>
-          </w:p>
-        </w:tc>
-      </w:tr>
-      <w:tr>
-        <w:tc>
-          <w:tcPr>
-            <w:tcW w:type="dxa" w:w="1701"/>
-            <w:shd w:val="clear" w:color="auto" w:fill="EAF4EC"/>
-            <w:tcBorders>
-              <w:top w:val="single" w:sz="4" w:space="0" w:color="B8D8C2"/>
-              <w:left w:val="single" w:sz="4" w:space="0" w:color="B8D8C2"/>
-              <w:bottom w:val="single" w:sz="4" w:space="0" w:color="B8D8C2"/>
-              <w:right w:val="single" w:sz="4" w:space="0" w:color="B8D8C2"/>
-            </w:tcBorders>
-            <w:vAlign w:val="center"/>
-          </w:tcPr>
-          <w:p>
-            <w:pPr>
-              <w:spacing w:after="40"/>
-              <w:jc w:val="center"/>
-            </w:pPr>
-            <w:r>
-              <w:rPr>
-                <w:rFonts w:ascii="Microsoft YaHei" w:hAnsi="Microsoft YaHei" w:eastAsia="Microsoft YaHei"/>
-                <w:b/>
-                <w:color w:val="1A7A3D"/>
-                <w:sz w:val="21"/>
-              </w:rPr>
-              <w:t>用途</w:t>
-            </w:r>
-          </w:p>
-        </w:tc>
-        <w:tc>
-          <w:tcPr>
-            <w:tcW w:type="dxa" w:w="7370"/>
-            <w:shd w:val="clear" w:color="auto" w:fill="FFFFFF"/>
-            <w:tcBorders>
-              <w:top w:val="single" w:sz="4" w:space="0" w:color="D0D7D0"/>
-              <w:left w:val="single" w:sz="4" w:space="0" w:color="D0D7D0"/>
-              <w:bottom w:val="single" w:sz="4" w:space="0" w:color="D0D7D0"/>
-              <w:right w:val="single" w:sz="4" w:space="0" w:color="D0D7D0"/>
-            </w:tcBorders>
-            <w:vAlign w:val="center"/>
-          </w:tcPr>
-          <w:p>
-            <w:pPr>
-              <w:spacing w:after="40"/>
-            </w:pPr>
-            <w:r>
-              <w:rPr>
-                <w:rFonts w:ascii="Microsoft YaHei" w:hAnsi="Microsoft YaHei" w:eastAsia="Microsoft YaHei"/>
-                <w:b w:val="0"/>
-                <w:color w:val="2B2B2B"/>
-                <w:sz w:val="21"/>
-              </w:rPr>
-              <w:t>记录主用例图的设计依据与元素清单</w:t>
-            </w:r>
-          </w:p>
-        </w:tc>
-      </w:tr>
-      <w:tr>
-        <w:tc>
-          <w:tcPr>
-            <w:tcW w:type="dxa" w:w="1701"/>
-            <w:shd w:val="clear" w:color="auto" w:fill="EAF4EC"/>
-            <w:tcBorders>
-              <w:top w:val="single" w:sz="4" w:space="0" w:color="B8D8C2"/>
-              <w:left w:val="single" w:sz="4" w:space="0" w:color="B8D8C2"/>
-              <w:bottom w:val="single" w:sz="4" w:space="0" w:color="B8D8C2"/>
-              <w:right w:val="single" w:sz="4" w:space="0" w:color="B8D8C2"/>
-            </w:tcBorders>
-            <w:vAlign w:val="center"/>
-          </w:tcPr>
-          <w:p>
-            <w:pPr>
-              <w:spacing w:after="40"/>
-              <w:jc w:val="center"/>
-            </w:pPr>
-            <w:r>
-              <w:rPr>
-                <w:rFonts w:ascii="Microsoft YaHei" w:hAnsi="Microsoft YaHei" w:eastAsia="Microsoft YaHei"/>
-                <w:b/>
-                <w:color w:val="1A7A3D"/>
-                <w:sz w:val="21"/>
-              </w:rPr>
-              <w:t>填写人</w:t>
-            </w:r>
-          </w:p>
-        </w:tc>
-        <w:tc>
-          <w:tcPr>
-            <w:tcW w:type="dxa" w:w="7370"/>
-            <w:shd w:val="clear" w:color="auto" w:fill="FFFFFF"/>
-            <w:tcBorders>
-              <w:top w:val="single" w:sz="4" w:space="0" w:color="D0D7D0"/>
-              <w:left w:val="single" w:sz="4" w:space="0" w:color="D0D7D0"/>
-              <w:bottom w:val="single" w:sz="4" w:space="0" w:color="D0D7D0"/>
-              <w:right w:val="single" w:sz="4" w:space="0" w:color="D0D7D0"/>
-            </w:tcBorders>
-            <w:vAlign w:val="center"/>
-          </w:tcPr>
-          <w:p>
-            <w:r>
-              <w:t>戴正宇</w:t>
-            </w:r>
-          </w:p>
-        </w:tc>
-      </w:tr>
-      <w:tr>
-        <w:tc>
-          <w:tcPr>
-            <w:tcW w:type="dxa" w:w="1701"/>
-            <w:shd w:val="clear" w:color="auto" w:fill="EAF4EC"/>
-            <w:tcBorders>
-              <w:top w:val="single" w:sz="4" w:space="0" w:color="B8D8C2"/>
-              <w:left w:val="single" w:sz="4" w:space="0" w:color="B8D8C2"/>
-              <w:bottom w:val="single" w:sz="4" w:space="0" w:color="B8D8C2"/>
-              <w:right w:val="single" w:sz="4" w:space="0" w:color="B8D8C2"/>
-            </w:tcBorders>
-            <w:vAlign w:val="center"/>
-          </w:tcPr>
-          <w:p>
-            <w:pPr>
-              <w:spacing w:after="40"/>
-              <w:jc w:val="center"/>
-            </w:pPr>
-            <w:r>
-              <w:rPr>
-                <w:rFonts w:ascii="Microsoft YaHei" w:hAnsi="Microsoft YaHei" w:eastAsia="Microsoft YaHei"/>
-                <w:b/>
-                <w:color w:val="1A7A3D"/>
-                <w:sz w:val="21"/>
-              </w:rPr>
-              <w:t>日期</w:t>
-            </w:r>
-          </w:p>
-        </w:tc>
-        <w:tc>
-          <w:tcPr>
-            <w:tcW w:type="dxa" w:w="7370"/>
-            <w:shd w:val="clear" w:color="auto" w:fill="FFFFFF"/>
-            <w:tcBorders>
-              <w:top w:val="single" w:sz="4" w:space="0" w:color="D0D7D0"/>
-              <w:left w:val="single" w:sz="4" w:space="0" w:color="D0D7D0"/>
-              <w:bottom w:val="single" w:sz="4" w:space="0" w:color="D0D7D0"/>
-              <w:right w:val="single" w:sz="4" w:space="0" w:color="D0D7D0"/>
-            </w:tcBorders>
-            <w:vAlign w:val="center"/>
-          </w:tcPr>
-          <w:p>
-            <w:r>
-              <w:t>2026-05-13</w:t>
-            </w:r>
-          </w:p>
-        </w:tc>
-      </w:tr>
-    </w:tbl>
-    <w:p/>
     <w:p>
       <w:pPr>
-        <w:keepNext/>
-        <w:spacing w:before="280" w:after="120"/>
-        <w:pBdr>
-          <w:bottom w:val="single" w:sz="8" w:space="4" w:color="1A7A3D"/>
-        </w:pBdr>
+        <w:pStyle w:val="Heading1"/>
+      </w:pPr>
+      <w:r>
+        <w:rPr>
+          <w:rFonts w:ascii="Microsoft YaHei" w:hAnsi="Microsoft YaHei" w:eastAsia="Microsoft YaHei"/>
+          <w:color w:val="177A3E"/>
+        </w:rPr>
+        <w:t>主用例图说明</w:t>
+      </w:r>
+    </w:p>
+    <w:p>
+      <w:pPr>
+        <w:spacing w:after="100"/>
       </w:pPr>
       <w:r>
         <w:rPr>
           <w:rFonts w:ascii="Microsoft YaHei" w:hAnsi="Microsoft YaHei" w:eastAsia="Microsoft YaHei"/>
           <w:b/>
-          <w:color w:val="1A7A3D"/>
-          <w:sz w:val="36"/>
         </w:rPr>
-        <w:t>内容大纲</w:t>
+        <w:t>图编号：</w:t>
+      </w:r>
+      <w:r>
+        <w:rPr>
+          <w:rFonts w:ascii="Microsoft YaHei" w:hAnsi="Microsoft YaHei" w:eastAsia="Microsoft YaHei"/>
+        </w:rPr>
+        <w:t>UC-MAIN</w:t>
       </w:r>
     </w:p>
     <w:p>
       <w:pPr>
-        <w:spacing w:after="40" w:line="348" w:lineRule="auto"/>
-        <w:ind w:left="340"/>
+        <w:spacing w:after="100"/>
       </w:pPr>
       <w:r>
         <w:rPr>
           <w:rFonts w:ascii="Microsoft YaHei" w:hAnsi="Microsoft YaHei" w:eastAsia="Microsoft YaHei"/>
           <w:b/>
-          <w:color w:val="1A7A3D"/>
-          <w:sz w:val="21"/>
         </w:rPr>
-        <w:t xml:space="preserve">• </w:t>
+        <w:t>图题：</w:t>
       </w:r>
       <w:r>
         <w:rPr>
           <w:rFonts w:ascii="Microsoft YaHei" w:hAnsi="Microsoft YaHei" w:eastAsia="Microsoft YaHei"/>
-          <w:b w:val="0"/>
-          <w:color w:val="2B2B2B"/>
-          <w:sz w:val="21"/>
         </w:rPr>
-        <w:t>图编号：UC-MAIN</w:t>
+        <w:t>主用例图</w:t>
       </w:r>
     </w:p>
     <w:p>
       <w:pPr>
-        <w:spacing w:after="40" w:line="348" w:lineRule="auto"/>
-        <w:ind w:left="340"/>
+        <w:spacing w:after="100"/>
       </w:pPr>
       <w:r>
         <w:rPr>
           <w:rFonts w:ascii="Microsoft YaHei" w:hAnsi="Microsoft YaHei" w:eastAsia="Microsoft YaHei"/>
           <w:b/>
-          <w:color w:val="1A7A3D"/>
-          <w:sz w:val="21"/>
         </w:rPr>
-        <w:t xml:space="preserve">• </w:t>
+        <w:t>需求覆盖：</w:t>
       </w:r>
       <w:r>
         <w:rPr>
           <w:rFonts w:ascii="Microsoft YaHei" w:hAnsi="Microsoft YaHei" w:eastAsia="Microsoft YaHei"/>
-          <w:b w:val="0"/>
-          <w:color w:val="2B2B2B"/>
-          <w:sz w:val="21"/>
         </w:rPr>
-        <w:t>参与者：顾客、店员、店长、运营、猫咪管家</w:t>
+        <w:t>FR-001 至 FR-040；NFR-005、NFR-013、NFR-015</w:t>
       </w:r>
     </w:p>
     <w:p>
       <w:pPr>
-        <w:spacing w:after="40" w:line="348" w:lineRule="auto"/>
-        <w:ind w:left="340"/>
+        <w:jc w:val="center"/>
+      </w:pPr>
+      <w:r>
+        <w:drawing>
+          <wp:inline xmlns:a="http://schemas.openxmlformats.org/drawingml/2006/main" xmlns:pic="http://schemas.openxmlformats.org/drawingml/2006/picture">
+            <wp:extent cx="5852160" cy="3614569"/>
+            <wp:docPr id="1" name="Picture 1"/>
+            <wp:cNvGraphicFramePr>
+              <a:graphicFrameLocks noChangeAspect="1"/>
+            </wp:cNvGraphicFramePr>
+            <a:graphic>
+              <a:graphicData uri="http://schemas.openxmlformats.org/drawingml/2006/picture">
+                <pic:pic>
+                  <pic:nvPicPr>
+                    <pic:cNvPr id="0" name="主用例图.png"/>
+                    <pic:cNvPicPr/>
+                  </pic:nvPicPr>
+                  <pic:blipFill>
+                    <a:blip r:embed="rId9"/>
+                    <a:stretch>
+                      <a:fillRect/>
+                    </a:stretch>
+                  </pic:blipFill>
+                  <pic:spPr>
+                    <a:xfrm>
+                      <a:off x="0" y="0"/>
+                      <a:ext cx="5852160" cy="3614569"/>
+                    </a:xfrm>
+                    <a:prstGeom prst="rect"/>
+                  </pic:spPr>
+                </pic:pic>
+              </a:graphicData>
+            </a:graphic>
+          </wp:inline>
+        </w:drawing>
+      </w:r>
+    </w:p>
+    <w:p>
+      <w:pPr>
+        <w:pStyle w:val="Heading2"/>
       </w:pPr>
       <w:r>
         <w:rPr>
           <w:rFonts w:ascii="Microsoft YaHei" w:hAnsi="Microsoft YaHei" w:eastAsia="Microsoft YaHei"/>
-          <w:b/>
-          <w:color w:val="1A7A3D"/>
-          <w:sz w:val="21"/>
+          <w:color w:val="177A3E"/>
         </w:rPr>
-        <w:t xml:space="preserve">• </w:t>
-      </w:r>
-      <w:r>
-        <w:rPr>
-          <w:rFonts w:ascii="Microsoft YaHei" w:hAnsi="Microsoft YaHei" w:eastAsia="Microsoft YaHei"/>
-          <w:b w:val="0"/>
-          <w:color w:val="2B2B2B"/>
-          <w:sz w:val="21"/>
-        </w:rPr>
-        <w:t>关键关系：include / extend / 泛化</w:t>
+        <w:t>元素清单</w:t>
       </w:r>
     </w:p>
     <w:p>
       <w:pPr>
-        <w:spacing w:after="40" w:line="348" w:lineRule="auto"/>
-        <w:ind w:left="340"/>
+        <w:spacing w:after="100"/>
       </w:pPr>
       <w:r>
         <w:rPr>
           <w:rFonts w:ascii="Microsoft YaHei" w:hAnsi="Microsoft YaHei" w:eastAsia="Microsoft YaHei"/>
-          <w:b/>
-          <w:color w:val="1A7A3D"/>
-          <w:sz w:val="21"/>
         </w:rPr>
-        <w:t xml:space="preserve">• </w:t>
+        <w:t>直接用户：顾客/会员、店员、猫咪管家、店长、运营人员。</w:t>
       </w:r>
+    </w:p>
+    <w:p>
+      <w:pPr>
+        <w:spacing w:after="100"/>
+      </w:pPr>
       <w:r>
         <w:rPr>
           <w:rFonts w:ascii="Microsoft YaHei" w:hAnsi="Microsoft YaHei" w:eastAsia="Microsoft YaHei"/>
-          <w:b w:val="0"/>
-          <w:color w:val="2B2B2B"/>
-          <w:sz w:val="21"/>
         </w:rPr>
-        <w:t>与需求 ID 的映射：FR-xxx</w:t>
+        <w:t>外部系统：支付平台、短信/消息服务、监管与审计接口。</w:t>
       </w:r>
     </w:p>
-    <w:tbl>
-      <w:tblPr>
-        <w:tblW w:type="auto" w:w="0"/>
-        <w:jc w:val="center"/>
-        <w:tblLook w:firstColumn="1" w:firstRow="1" w:lastColumn="0" w:lastRow="0" w:noHBand="0" w:noVBand="1" w:val="04A0"/>
-      </w:tblPr>
-      <w:tblGrid>
-        <w:gridCol w:w="9746"/>
-      </w:tblGrid>
-      <w:tr>
-        <w:tc>
-          <w:tcPr>
-            <w:tcW w:type="dxa" w:w="9746"/>
-            <w:shd w:val="clear" w:color="auto" w:fill="FBFDFB"/>
-            <w:tcBorders>
-              <w:top w:val="single" w:sz="4" w:space="0" w:color="B8D8C2"/>
-              <w:left w:val="single" w:sz="4" w:space="0" w:color="B8D8C2"/>
-              <w:bottom w:val="single" w:sz="4" w:space="0" w:color="B8D8C2"/>
-              <w:right w:val="single" w:sz="4" w:space="0" w:color="B8D8C2"/>
-            </w:tcBorders>
-            <w:vAlign w:val="top"/>
-          </w:tcPr>
-          <w:p>
-            <w:r>
-              <w:t>图编号：UC-MAIN。</w:t>
-            </w:r>
-          </w:p>
-          <w:p>
-            <w:r>
-              <w:t>图题：NekoCafé 智慧餐饮预约平台主用例图。</w:t>
-            </w:r>
-          </w:p>
-          <w:p>
-            <w:r>
-              <w:t>参与者：顾客、注册会员、店员、猫咪管家、店长、总部运营、外部支付、通知服务。</w:t>
-            </w:r>
-          </w:p>
-          <w:p>
-            <w:r>
-              <w:t>关键关系：注册会员泛化自顾客；创建预约 include AI 推荐、发送通知；取消预约 extend 预约管理；运营看板 include 指标统计；猫咪健康打卡会影响桌位推荐。</w:t>
-            </w:r>
-          </w:p>
-          <w:p>
-            <w:r>
-              <w:t>需求映射：FR-001 至 FR-034，详见 05_术语表与需求追溯矩阵.xlsx。</w:t>
-            </w:r>
-          </w:p>
-        </w:tc>
-      </w:tr>
-    </w:tbl>
-    <w:p/>
+    <w:p>
+      <w:pPr>
+        <w:spacing w:after="100"/>
+      </w:pPr>
+      <w:r>
+        <w:rPr>
+          <w:rFonts w:ascii="Microsoft YaHei" w:hAnsi="Microsoft YaHei" w:eastAsia="Microsoft YaHei"/>
+        </w:rPr>
+        <w:t>核心用例按 UC-01 至 UC-12 编号，覆盖门店浏览、预约、点单、会员、健康、运营、通知和工单闭环。</w:t>
+      </w:r>
+    </w:p>
+    <w:p>
+      <w:pPr>
+        <w:pStyle w:val="Heading2"/>
+      </w:pPr>
+      <w:r>
+        <w:rPr>
+          <w:rFonts w:ascii="Microsoft YaHei" w:hAnsi="Microsoft YaHei" w:eastAsia="Microsoft YaHei"/>
+          <w:color w:val="177A3E"/>
+        </w:rPr>
+        <w:t>关键设计取舍</w:t>
+      </w:r>
+    </w:p>
+    <w:p>
+      <w:pPr>
+        <w:spacing w:after="100"/>
+      </w:pPr>
+      <w:r>
+        <w:rPr>
+          <w:rFonts w:ascii="Microsoft YaHei" w:hAnsi="Microsoft YaHei" w:eastAsia="Microsoft YaHei"/>
+        </w:rPr>
+        <w:t>主图只表达一级业务能力，避免把页面、接口和数据库字段提前放进用例图。</w:t>
+      </w:r>
+    </w:p>
+    <w:p>
+      <w:pPr>
+        <w:spacing w:after="100"/>
+      </w:pPr>
+      <w:r>
+        <w:rPr>
+          <w:rFonts w:ascii="Microsoft YaHei" w:hAnsi="Microsoft YaHei" w:eastAsia="Microsoft YaHei"/>
+        </w:rPr>
+        <w:t>将支付平台和消息服务建模为外部参与者，明确系统边界和第三方依赖。</w:t>
+      </w:r>
+    </w:p>
+    <w:p>
+      <w:pPr>
+        <w:spacing w:after="100"/>
+      </w:pPr>
+      <w:r>
+        <w:rPr>
+          <w:rFonts w:ascii="Microsoft YaHei" w:hAnsi="Microsoft YaHei" w:eastAsia="Microsoft YaHei"/>
+        </w:rPr>
+        <w:t>将通知补偿、审计日志、差评工单放入主图，补足高风险闭环需求。</w:t>
+      </w:r>
+    </w:p>
+    <w:p>
+      <w:pPr>
+        <w:pStyle w:val="Heading2"/>
+      </w:pPr>
+      <w:r>
+        <w:rPr>
+          <w:rFonts w:ascii="Microsoft YaHei" w:hAnsi="Microsoft YaHei" w:eastAsia="Microsoft YaHei"/>
+          <w:color w:val="177A3E"/>
+        </w:rPr>
+        <w:t>与 D1-5 RTM 的对应</w:t>
+      </w:r>
+    </w:p>
+    <w:p>
+      <w:pPr>
+        <w:spacing w:after="100"/>
+      </w:pPr>
+      <w:r>
+        <w:rPr>
+          <w:rFonts w:ascii="Microsoft YaHei" w:hAnsi="Microsoft YaHei" w:eastAsia="Microsoft YaHei"/>
+        </w:rPr>
+        <w:t>RTM 中 FR-001 至 FR-040 按 UC-01 至 UC-12 归并到主图；NFR-005、NFR-013、NFR-015 分别通过支付/通知、监控/日志、监管/审计接口体现。</w:t>
+      </w:r>
+    </w:p>
     <w:sectPr>
       <w:pgSz w:w="12240" w:h="15840"/>
       <w:pgMar w:top="1134" w:right="1247" w:bottom="1134" w:left="1247" w:header="720" w:footer="720" w:gutter="0"/>
